--- a/Document/@02.SCR_Raywatt.docx
+++ b/Document/@02.SCR_Raywatt.docx
@@ -141,14 +141,16 @@
         </w:rPr>
         <w:t xml:space="preserve">Product: </w:t>
       </w:r>
+      <w:proofErr w:type="spellStart"/>
       <w:r>
         <w:rPr>
           <w:rFonts w:asciiTheme="minorEastAsia" w:eastAsiaTheme="minorEastAsia" w:hAnsiTheme="minorEastAsia"/>
           <w:sz w:val="24"/>
           <w:szCs w:val="24"/>
         </w:rPr>
-        <w:t>Rudens</w:t>
-      </w:r>
+        <w:t>FasterDx</w:t>
+      </w:r>
+      <w:proofErr w:type="spellEnd"/>
     </w:p>
     <w:p>
       <w:pPr>
@@ -177,7 +179,7 @@
           <w:b/>
           <w:sz w:val="24"/>
         </w:rPr>
-        <w:t>Faster</w:t>
+        <w:t>FASTER</w:t>
       </w:r>
     </w:p>
     <w:p>
@@ -226,7 +228,7 @@
         <w:spacing w:line="360" w:lineRule="auto"/>
         <w:jc w:val="center"/>
         <w:rPr>
-          <w:rFonts w:ascii="Arial" w:hAnsi="Arial" w:cs="Arial"/>
+          <w:rFonts w:ascii="Arial" w:hAnsi="Arial" w:cs="Arial" w:hint="eastAsia"/>
           <w:b/>
           <w:color w:val="FF0000"/>
           <w:sz w:val="24"/>
@@ -275,7 +277,7 @@
         </w:trPr>
         <w:tc>
           <w:tcPr>
-            <w:tcW w:w="2278" w:type="dxa"/>
+            <w:tcW w:w="2410" w:type="dxa"/>
             <w:shd w:val="clear" w:color="auto" w:fill="FFFFFF" w:themeFill="background1"/>
             <w:vAlign w:val="center"/>
           </w:tcPr>
@@ -296,7 +298,7 @@
         </w:tc>
         <w:tc>
           <w:tcPr>
-            <w:tcW w:w="2278" w:type="dxa"/>
+            <w:tcW w:w="2409" w:type="dxa"/>
             <w:shd w:val="clear" w:color="auto" w:fill="FFFFFF" w:themeFill="background1"/>
             <w:vAlign w:val="center"/>
           </w:tcPr>
@@ -325,7 +327,7 @@
         </w:tc>
         <w:tc>
           <w:tcPr>
-            <w:tcW w:w="2279" w:type="dxa"/>
+            <w:tcW w:w="2410" w:type="dxa"/>
             <w:tcBorders>
               <w:bottom w:val="single" w:sz="4" w:space="0" w:color="auto"/>
             </w:tcBorders>
@@ -357,7 +359,7 @@
         </w:tc>
         <w:tc>
           <w:tcPr>
-            <w:tcW w:w="2279" w:type="dxa"/>
+            <w:tcW w:w="2410" w:type="dxa"/>
             <w:shd w:val="clear" w:color="auto" w:fill="FFFFFF" w:themeFill="background1"/>
             <w:vAlign w:val="center"/>
           </w:tcPr>
@@ -392,7 +394,7 @@
         </w:trPr>
         <w:tc>
           <w:tcPr>
-            <w:tcW w:w="2278" w:type="dxa"/>
+            <w:tcW w:w="2410" w:type="dxa"/>
             <w:shd w:val="clear" w:color="auto" w:fill="FFFFFF" w:themeFill="background1"/>
             <w:vAlign w:val="center"/>
           </w:tcPr>
@@ -421,7 +423,7 @@
         </w:tc>
         <w:tc>
           <w:tcPr>
-            <w:tcW w:w="2278" w:type="dxa"/>
+            <w:tcW w:w="2409" w:type="dxa"/>
             <w:shd w:val="clear" w:color="auto" w:fill="FFFFFF" w:themeFill="background1"/>
             <w:vAlign w:val="center"/>
           </w:tcPr>
@@ -440,16 +442,23 @@
             </w:pPr>
             <w:r>
               <w:rPr>
-                <w:rFonts w:asciiTheme="minorEastAsia" w:hAnsiTheme="minorEastAsia" w:cs="Arial"/>
-                <w:b/>
-                <w:noProof/>
+                <w:rFonts w:asciiTheme="minorEastAsia" w:eastAsiaTheme="minorEastAsia" w:hAnsiTheme="minorEastAsia" w:cs="Arial"/>
+                <w:b/>
                 <w:sz w:val="24"/>
               </w:rPr>
               <w:drawing>
-                <wp:inline distT="0" distB="0" distL="0" distR="0" wp14:anchorId="2C1E2484" wp14:editId="1B6BA72F">
-                  <wp:extent cx="771525" cy="1031590"/>
-                  <wp:effectExtent l="0" t="0" r="0" b="0"/>
-                  <wp:docPr id="3" name="Picture 3"/>
+                <wp:anchor distT="0" distB="0" distL="114300" distR="114300" simplePos="0" relativeHeight="251661312" behindDoc="0" locked="0" layoutInCell="1" allowOverlap="1" wp14:anchorId="2D919ECF" wp14:editId="08C2BC37">
+                  <wp:simplePos x="0" y="0"/>
+                  <wp:positionH relativeFrom="column">
+                    <wp:posOffset>113665</wp:posOffset>
+                  </wp:positionH>
+                  <wp:positionV relativeFrom="paragraph">
+                    <wp:posOffset>-8890</wp:posOffset>
+                  </wp:positionV>
+                  <wp:extent cx="1257300" cy="791210"/>
+                  <wp:effectExtent l="0" t="0" r="0" b="8890"/>
+                  <wp:wrapNone/>
+                  <wp:docPr id="1954846925" name="그림 1"/>
                   <wp:cNvGraphicFramePr>
                     <a:graphicFrameLocks xmlns:a="http://schemas.openxmlformats.org/drawingml/2006/main" noChangeAspect="1"/>
                   </wp:cNvGraphicFramePr>
@@ -457,11 +466,17 @@
                     <a:graphicData uri="http://schemas.openxmlformats.org/drawingml/2006/picture">
                       <pic:pic xmlns:pic="http://schemas.openxmlformats.org/drawingml/2006/picture">
                         <pic:nvPicPr>
-                          <pic:cNvPr id="1" name=""/>
+                          <pic:cNvPr id="1954846925" name=""/>
                           <pic:cNvPicPr/>
                         </pic:nvPicPr>
                         <pic:blipFill>
-                          <a:blip r:embed="rId7"/>
+                          <a:blip r:embed="rId7">
+                            <a:extLst>
+                              <a:ext uri="{28A0092B-C50C-407E-A947-70E740481C1C}">
+                                <a14:useLocalDpi xmlns:a14="http://schemas.microsoft.com/office/drawing/2010/main" val="0"/>
+                              </a:ext>
+                            </a:extLst>
+                          </a:blip>
                           <a:stretch>
                             <a:fillRect/>
                           </a:stretch>
@@ -469,7 +484,7 @@
                         <pic:spPr>
                           <a:xfrm>
                             <a:off x="0" y="0"/>
-                            <a:ext cx="780144" cy="1043114"/>
+                            <a:ext cx="1257300" cy="791210"/>
                           </a:xfrm>
                           <a:prstGeom prst="rect">
                             <a:avLst/>
@@ -478,45 +493,34 @@
                       </pic:pic>
                     </a:graphicData>
                   </a:graphic>
-                </wp:inline>
+                  <wp14:sizeRelH relativeFrom="margin">
+                    <wp14:pctWidth>0</wp14:pctWidth>
+                  </wp14:sizeRelH>
+                  <wp14:sizeRelV relativeFrom="margin">
+                    <wp14:pctHeight>0</wp14:pctHeight>
+                  </wp14:sizeRelV>
+                </wp:anchor>
               </w:drawing>
             </w:r>
-          </w:p>
-        </w:tc>
-        <w:tc>
-          <w:tcPr>
-            <w:tcW w:w="2279" w:type="dxa"/>
-            <w:tcBorders>
-              <w:tr2bl w:val="nil"/>
-            </w:tcBorders>
-            <w:shd w:val="clear" w:color="auto" w:fill="FFFFFF" w:themeFill="background1"/>
-            <w:vAlign w:val="center"/>
-          </w:tcPr>
-          <w:p>
-            <w:pPr>
-              <w:wordWrap/>
-              <w:adjustRightInd w:val="0"/>
-              <w:snapToGrid w:val="0"/>
-              <w:spacing w:line="360" w:lineRule="auto"/>
-              <w:jc w:val="center"/>
-              <w:rPr>
-                <w:rFonts w:asciiTheme="minorEastAsia" w:eastAsiaTheme="minorEastAsia" w:hAnsiTheme="minorEastAsia" w:cs="Arial"/>
-                <w:b/>
-                <w:sz w:val="24"/>
-              </w:rPr>
-            </w:pPr>
-            <w:r>
-              <w:rPr>
-                <w:rFonts w:asciiTheme="minorEastAsia" w:hAnsiTheme="minorEastAsia" w:cs="Arial"/>
-                <w:b/>
-                <w:noProof/>
+            <w:r>
+              <w:rPr>
+                <w:rFonts w:asciiTheme="minorEastAsia" w:eastAsiaTheme="minorEastAsia" w:hAnsiTheme="minorEastAsia" w:cs="Arial"/>
+                <w:b/>
                 <w:sz w:val="24"/>
               </w:rPr>
               <w:drawing>
-                <wp:inline distT="0" distB="0" distL="0" distR="0" wp14:anchorId="1B2F1C0E" wp14:editId="7953FB1B">
-                  <wp:extent cx="1285875" cy="819893"/>
-                  <wp:effectExtent l="0" t="0" r="0" b="0"/>
-                  <wp:docPr id="6" name="Picture 6"/>
+                <wp:anchor distT="0" distB="0" distL="114300" distR="114300" simplePos="0" relativeHeight="251660288" behindDoc="0" locked="0" layoutInCell="1" allowOverlap="1" wp14:anchorId="15AC4FFD" wp14:editId="197325A1">
+                  <wp:simplePos x="0" y="0"/>
+                  <wp:positionH relativeFrom="column">
+                    <wp:posOffset>1710055</wp:posOffset>
+                  </wp:positionH>
+                  <wp:positionV relativeFrom="paragraph">
+                    <wp:posOffset>-20955</wp:posOffset>
+                  </wp:positionV>
+                  <wp:extent cx="1095375" cy="816610"/>
+                  <wp:effectExtent l="0" t="0" r="9525" b="2540"/>
+                  <wp:wrapNone/>
+                  <wp:docPr id="761790498" name="그림 1"/>
                   <wp:cNvGraphicFramePr>
                     <a:graphicFrameLocks xmlns:a="http://schemas.openxmlformats.org/drawingml/2006/main" noChangeAspect="1"/>
                   </wp:cNvGraphicFramePr>
@@ -524,11 +528,17 @@
                     <a:graphicData uri="http://schemas.openxmlformats.org/drawingml/2006/picture">
                       <pic:pic xmlns:pic="http://schemas.openxmlformats.org/drawingml/2006/picture">
                         <pic:nvPicPr>
-                          <pic:cNvPr id="1" name=""/>
+                          <pic:cNvPr id="761790498" name=""/>
                           <pic:cNvPicPr/>
                         </pic:nvPicPr>
                         <pic:blipFill>
-                          <a:blip r:embed="rId8"/>
+                          <a:blip r:embed="rId8">
+                            <a:extLst>
+                              <a:ext uri="{28A0092B-C50C-407E-A947-70E740481C1C}">
+                                <a14:useLocalDpi xmlns:a14="http://schemas.microsoft.com/office/drawing/2010/main" val="0"/>
+                              </a:ext>
+                            </a:extLst>
+                          </a:blip>
                           <a:stretch>
                             <a:fillRect/>
                           </a:stretch>
@@ -536,7 +546,7 @@
                         <pic:spPr>
                           <a:xfrm>
                             <a:off x="0" y="0"/>
-                            <a:ext cx="1294747" cy="825550"/>
+                            <a:ext cx="1095375" cy="816610"/>
                           </a:xfrm>
                           <a:prstGeom prst="rect">
                             <a:avLst/>
@@ -545,14 +555,44 @@
                       </pic:pic>
                     </a:graphicData>
                   </a:graphic>
-                </wp:inline>
+                  <wp14:sizeRelH relativeFrom="margin">
+                    <wp14:pctWidth>0</wp14:pctWidth>
+                  </wp14:sizeRelH>
+                  <wp14:sizeRelV relativeFrom="margin">
+                    <wp14:pctHeight>0</wp14:pctHeight>
+                  </wp14:sizeRelV>
+                </wp:anchor>
               </w:drawing>
             </w:r>
           </w:p>
         </w:tc>
         <w:tc>
           <w:tcPr>
-            <w:tcW w:w="2279" w:type="dxa"/>
+            <w:tcW w:w="2410" w:type="dxa"/>
+            <w:tcBorders>
+              <w:tr2bl w:val="nil"/>
+            </w:tcBorders>
+            <w:shd w:val="clear" w:color="auto" w:fill="FFFFFF" w:themeFill="background1"/>
+            <w:vAlign w:val="center"/>
+          </w:tcPr>
+          <w:p>
+            <w:pPr>
+              <w:wordWrap/>
+              <w:adjustRightInd w:val="0"/>
+              <w:snapToGrid w:val="0"/>
+              <w:spacing w:line="360" w:lineRule="auto"/>
+              <w:jc w:val="center"/>
+              <w:rPr>
+                <w:rFonts w:asciiTheme="minorEastAsia" w:eastAsiaTheme="minorEastAsia" w:hAnsiTheme="minorEastAsia" w:cs="Arial"/>
+                <w:b/>
+                <w:sz w:val="24"/>
+              </w:rPr>
+            </w:pPr>
+          </w:p>
+        </w:tc>
+        <w:tc>
+          <w:tcPr>
+            <w:tcW w:w="2410" w:type="dxa"/>
             <w:shd w:val="clear" w:color="auto" w:fill="FFFFFF" w:themeFill="background1"/>
             <w:vAlign w:val="center"/>
           </w:tcPr>
@@ -578,9 +618,17 @@
                 <w:sz w:val="24"/>
               </w:rPr>
               <w:drawing>
-                <wp:inline distT="0" distB="0" distL="0" distR="0" wp14:anchorId="0C35D01A" wp14:editId="077D31EB">
+                <wp:anchor distT="0" distB="0" distL="114300" distR="114300" simplePos="0" relativeHeight="251658240" behindDoc="0" locked="0" layoutInCell="1" allowOverlap="1" wp14:anchorId="0C35D01A" wp14:editId="5EA27C26">
+                  <wp:simplePos x="0" y="0"/>
+                  <wp:positionH relativeFrom="column">
+                    <wp:posOffset>297815</wp:posOffset>
+                  </wp:positionH>
+                  <wp:positionV relativeFrom="paragraph">
+                    <wp:posOffset>-1905</wp:posOffset>
+                  </wp:positionV>
                   <wp:extent cx="884993" cy="828675"/>
                   <wp:effectExtent l="0" t="0" r="0" b="0"/>
+                  <wp:wrapNone/>
                   <wp:docPr id="2" name="Picture 2"/>
                   <wp:cNvGraphicFramePr>
                     <a:graphicFrameLocks xmlns:a="http://schemas.openxmlformats.org/drawingml/2006/main" noChangeAspect="1"/>
@@ -593,7 +641,13 @@
                           <pic:cNvPicPr/>
                         </pic:nvPicPr>
                         <pic:blipFill>
-                          <a:blip r:embed="rId9"/>
+                          <a:blip r:embed="rId9">
+                            <a:extLst>
+                              <a:ext uri="{28A0092B-C50C-407E-A947-70E740481C1C}">
+                                <a14:useLocalDpi xmlns:a14="http://schemas.microsoft.com/office/drawing/2010/main" val="0"/>
+                              </a:ext>
+                            </a:extLst>
+                          </a:blip>
                           <a:stretch>
                             <a:fillRect/>
                           </a:stretch>
@@ -601,7 +655,7 @@
                         <pic:spPr>
                           <a:xfrm>
                             <a:off x="0" y="0"/>
-                            <a:ext cx="887888" cy="831386"/>
+                            <a:ext cx="884993" cy="828675"/>
                           </a:xfrm>
                           <a:prstGeom prst="rect">
                             <a:avLst/>
@@ -610,7 +664,7 @@
                       </pic:pic>
                     </a:graphicData>
                   </a:graphic>
-                </wp:inline>
+                </wp:anchor>
               </w:drawing>
             </w:r>
           </w:p>
@@ -623,7 +677,7 @@
         </w:trPr>
         <w:tc>
           <w:tcPr>
-            <w:tcW w:w="2278" w:type="dxa"/>
+            <w:tcW w:w="2410" w:type="dxa"/>
             <w:tcBorders>
               <w:bottom w:val="single" w:sz="4" w:space="0" w:color="auto"/>
             </w:tcBorders>
@@ -655,7 +709,7 @@
         </w:tc>
         <w:tc>
           <w:tcPr>
-            <w:tcW w:w="2278" w:type="dxa"/>
+            <w:tcW w:w="2409" w:type="dxa"/>
             <w:tcBorders>
               <w:bottom w:val="single" w:sz="4" w:space="0" w:color="auto"/>
             </w:tcBorders>
@@ -681,15 +735,14 @@
                 <w:rFonts w:asciiTheme="minorEastAsia" w:eastAsiaTheme="minorEastAsia" w:hAnsiTheme="minorEastAsia" w:cs="Arial"/>
                 <w:b/>
                 <w:sz w:val="24"/>
-                <w:highlight w:val="yellow"/>
-              </w:rPr>
-              <w:t>2022.01.15</w:t>
-            </w:r>
-          </w:p>
-        </w:tc>
-        <w:tc>
-          <w:tcPr>
-            <w:tcW w:w="2279" w:type="dxa"/>
+              </w:rPr>
+              <w:t>2023.07.28</w:t>
+            </w:r>
+          </w:p>
+        </w:tc>
+        <w:tc>
+          <w:tcPr>
+            <w:tcW w:w="2410" w:type="dxa"/>
             <w:tcBorders>
               <w:bottom w:val="single" w:sz="4" w:space="0" w:color="auto"/>
             </w:tcBorders>
@@ -715,15 +768,14 @@
                 <w:rFonts w:asciiTheme="minorEastAsia" w:eastAsiaTheme="minorEastAsia" w:hAnsiTheme="minorEastAsia" w:cs="Arial"/>
                 <w:b/>
                 <w:sz w:val="24"/>
-                <w:highlight w:val="yellow"/>
-              </w:rPr>
-              <w:t>2022.01.17</w:t>
-            </w:r>
-          </w:p>
-        </w:tc>
-        <w:tc>
-          <w:tcPr>
-            <w:tcW w:w="2279" w:type="dxa"/>
+              </w:rPr>
+              <w:t>2023.08.04</w:t>
+            </w:r>
+          </w:p>
+        </w:tc>
+        <w:tc>
+          <w:tcPr>
+            <w:tcW w:w="2410" w:type="dxa"/>
             <w:tcBorders>
               <w:bottom w:val="single" w:sz="4" w:space="0" w:color="auto"/>
             </w:tcBorders>
@@ -749,9 +801,8 @@
                 <w:rFonts w:asciiTheme="minorEastAsia" w:eastAsiaTheme="minorEastAsia" w:hAnsiTheme="minorEastAsia" w:cs="Arial"/>
                 <w:b/>
                 <w:sz w:val="24"/>
-                <w:highlight w:val="yellow"/>
-              </w:rPr>
-              <w:t>2022.01.17</w:t>
+              </w:rPr>
+              <w:t>2023.08.11</w:t>
             </w:r>
           </w:p>
         </w:tc>
@@ -3144,14 +3195,13 @@
           </w:pPr>
           <w:r>
             <w:rPr>
-              <w:rFonts w:hint="eastAsia"/>
               <w:noProof/>
             </w:rPr>
             <w:drawing>
-              <wp:inline distT="0" distB="0" distL="0" distR="0" wp14:anchorId="69847410" wp14:editId="02E1B692">
-                <wp:extent cx="1200150" cy="266700"/>
-                <wp:effectExtent l="0" t="0" r="0" b="0"/>
-                <wp:docPr id="890686517" name="그림 2"/>
+              <wp:inline distT="0" distB="0" distL="0" distR="0" wp14:anchorId="0983005F" wp14:editId="7640E873">
+                <wp:extent cx="1203960" cy="282575"/>
+                <wp:effectExtent l="0" t="0" r="0" b="3175"/>
+                <wp:docPr id="1859247594" name="그림 1"/>
                 <wp:cNvGraphicFramePr>
                   <a:graphicFrameLocks xmlns:a="http://schemas.openxmlformats.org/drawingml/2006/main" noChangeAspect="1"/>
                 </wp:cNvGraphicFramePr>
@@ -3159,7 +3209,7 @@
                   <a:graphicData uri="http://schemas.openxmlformats.org/drawingml/2006/picture">
                     <pic:pic xmlns:pic="http://schemas.openxmlformats.org/drawingml/2006/picture">
                       <pic:nvPicPr>
-                        <pic:cNvPr id="0" name="Picture 2"/>
+                        <pic:cNvPr id="0" name="Picture 1"/>
                         <pic:cNvPicPr>
                           <a:picLocks noChangeAspect="1" noChangeArrowheads="1"/>
                         </pic:cNvPicPr>
@@ -3180,7 +3230,7 @@
                       <pic:spPr bwMode="auto">
                         <a:xfrm>
                           <a:off x="0" y="0"/>
-                          <a:ext cx="1200150" cy="266700"/>
+                          <a:ext cx="1203960" cy="282575"/>
                         </a:xfrm>
                         <a:prstGeom prst="rect">
                           <a:avLst/>

--- a/Document/@02.SCR_Raywatt.docx
+++ b/Document/@02.SCR_Raywatt.docx
@@ -141,16 +141,14 @@
         </w:rPr>
         <w:t xml:space="preserve">Product: </w:t>
       </w:r>
-      <w:proofErr w:type="spellStart"/>
       <w:r>
         <w:rPr>
           <w:rFonts w:asciiTheme="minorEastAsia" w:eastAsiaTheme="minorEastAsia" w:hAnsiTheme="minorEastAsia"/>
           <w:sz w:val="24"/>
           <w:szCs w:val="24"/>
         </w:rPr>
-        <w:t>FasterDx</w:t>
-      </w:r>
-      <w:proofErr w:type="spellEnd"/>
+        <w:t>Rudens</w:t>
+      </w:r>
     </w:p>
     <w:p>
       <w:pPr>
@@ -179,7 +177,7 @@
           <w:b/>
           <w:sz w:val="24"/>
         </w:rPr>
-        <w:t>FASTER</w:t>
+        <w:t>Faster</w:t>
       </w:r>
     </w:p>
     <w:p>
@@ -228,7 +226,7 @@
         <w:spacing w:line="360" w:lineRule="auto"/>
         <w:jc w:val="center"/>
         <w:rPr>
-          <w:rFonts w:ascii="Arial" w:hAnsi="Arial" w:cs="Arial" w:hint="eastAsia"/>
+          <w:rFonts w:ascii="Arial" w:hAnsi="Arial" w:cs="Arial"/>
           <w:b/>
           <w:color w:val="FF0000"/>
           <w:sz w:val="24"/>
@@ -277,7 +275,7 @@
         </w:trPr>
         <w:tc>
           <w:tcPr>
-            <w:tcW w:w="2410" w:type="dxa"/>
+            <w:tcW w:w="2278" w:type="dxa"/>
             <w:shd w:val="clear" w:color="auto" w:fill="FFFFFF" w:themeFill="background1"/>
             <w:vAlign w:val="center"/>
           </w:tcPr>
@@ -298,7 +296,7 @@
         </w:tc>
         <w:tc>
           <w:tcPr>
-            <w:tcW w:w="2409" w:type="dxa"/>
+            <w:tcW w:w="2278" w:type="dxa"/>
             <w:shd w:val="clear" w:color="auto" w:fill="FFFFFF" w:themeFill="background1"/>
             <w:vAlign w:val="center"/>
           </w:tcPr>
@@ -327,7 +325,7 @@
         </w:tc>
         <w:tc>
           <w:tcPr>
-            <w:tcW w:w="2410" w:type="dxa"/>
+            <w:tcW w:w="2279" w:type="dxa"/>
             <w:tcBorders>
               <w:bottom w:val="single" w:sz="4" w:space="0" w:color="auto"/>
             </w:tcBorders>
@@ -359,7 +357,7 @@
         </w:tc>
         <w:tc>
           <w:tcPr>
-            <w:tcW w:w="2410" w:type="dxa"/>
+            <w:tcW w:w="2279" w:type="dxa"/>
             <w:shd w:val="clear" w:color="auto" w:fill="FFFFFF" w:themeFill="background1"/>
             <w:vAlign w:val="center"/>
           </w:tcPr>
@@ -394,7 +392,7 @@
         </w:trPr>
         <w:tc>
           <w:tcPr>
-            <w:tcW w:w="2410" w:type="dxa"/>
+            <w:tcW w:w="2278" w:type="dxa"/>
             <w:shd w:val="clear" w:color="auto" w:fill="FFFFFF" w:themeFill="background1"/>
             <w:vAlign w:val="center"/>
           </w:tcPr>
@@ -423,7 +421,7 @@
         </w:tc>
         <w:tc>
           <w:tcPr>
-            <w:tcW w:w="2409" w:type="dxa"/>
+            <w:tcW w:w="2278" w:type="dxa"/>
             <w:shd w:val="clear" w:color="auto" w:fill="FFFFFF" w:themeFill="background1"/>
             <w:vAlign w:val="center"/>
           </w:tcPr>
@@ -442,23 +440,16 @@
             </w:pPr>
             <w:r>
               <w:rPr>
-                <w:rFonts w:asciiTheme="minorEastAsia" w:eastAsiaTheme="minorEastAsia" w:hAnsiTheme="minorEastAsia" w:cs="Arial"/>
-                <w:b/>
+                <w:rFonts w:asciiTheme="minorEastAsia" w:hAnsiTheme="minorEastAsia" w:cs="Arial"/>
+                <w:b/>
+                <w:noProof/>
                 <w:sz w:val="24"/>
               </w:rPr>
               <w:drawing>
-                <wp:anchor distT="0" distB="0" distL="114300" distR="114300" simplePos="0" relativeHeight="251661312" behindDoc="0" locked="0" layoutInCell="1" allowOverlap="1" wp14:anchorId="2D919ECF" wp14:editId="08C2BC37">
-                  <wp:simplePos x="0" y="0"/>
-                  <wp:positionH relativeFrom="column">
-                    <wp:posOffset>113665</wp:posOffset>
-                  </wp:positionH>
-                  <wp:positionV relativeFrom="paragraph">
-                    <wp:posOffset>-8890</wp:posOffset>
-                  </wp:positionV>
-                  <wp:extent cx="1257300" cy="791210"/>
-                  <wp:effectExtent l="0" t="0" r="0" b="8890"/>
-                  <wp:wrapNone/>
-                  <wp:docPr id="1954846925" name="그림 1"/>
+                <wp:inline distT="0" distB="0" distL="0" distR="0" wp14:anchorId="2C1E2484" wp14:editId="1B6BA72F">
+                  <wp:extent cx="771525" cy="1031590"/>
+                  <wp:effectExtent l="0" t="0" r="0" b="0"/>
+                  <wp:docPr id="3" name="Picture 3"/>
                   <wp:cNvGraphicFramePr>
                     <a:graphicFrameLocks xmlns:a="http://schemas.openxmlformats.org/drawingml/2006/main" noChangeAspect="1"/>
                   </wp:cNvGraphicFramePr>
@@ -466,17 +457,11 @@
                     <a:graphicData uri="http://schemas.openxmlformats.org/drawingml/2006/picture">
                       <pic:pic xmlns:pic="http://schemas.openxmlformats.org/drawingml/2006/picture">
                         <pic:nvPicPr>
-                          <pic:cNvPr id="1954846925" name=""/>
+                          <pic:cNvPr id="1" name=""/>
                           <pic:cNvPicPr/>
                         </pic:nvPicPr>
                         <pic:blipFill>
-                          <a:blip r:embed="rId7">
-                            <a:extLst>
-                              <a:ext uri="{28A0092B-C50C-407E-A947-70E740481C1C}">
-                                <a14:useLocalDpi xmlns:a14="http://schemas.microsoft.com/office/drawing/2010/main" val="0"/>
-                              </a:ext>
-                            </a:extLst>
-                          </a:blip>
+                          <a:blip r:embed="rId7"/>
                           <a:stretch>
                             <a:fillRect/>
                           </a:stretch>
@@ -484,7 +469,7 @@
                         <pic:spPr>
                           <a:xfrm>
                             <a:off x="0" y="0"/>
-                            <a:ext cx="1257300" cy="791210"/>
+                            <a:ext cx="780144" cy="1043114"/>
                           </a:xfrm>
                           <a:prstGeom prst="rect">
                             <a:avLst/>
@@ -493,34 +478,45 @@
                       </pic:pic>
                     </a:graphicData>
                   </a:graphic>
-                  <wp14:sizeRelH relativeFrom="margin">
-                    <wp14:pctWidth>0</wp14:pctWidth>
-                  </wp14:sizeRelH>
-                  <wp14:sizeRelV relativeFrom="margin">
-                    <wp14:pctHeight>0</wp14:pctHeight>
-                  </wp14:sizeRelV>
-                </wp:anchor>
+                </wp:inline>
               </w:drawing>
             </w:r>
-            <w:r>
-              <w:rPr>
-                <w:rFonts w:asciiTheme="minorEastAsia" w:eastAsiaTheme="minorEastAsia" w:hAnsiTheme="minorEastAsia" w:cs="Arial"/>
-                <w:b/>
+          </w:p>
+        </w:tc>
+        <w:tc>
+          <w:tcPr>
+            <w:tcW w:w="2279" w:type="dxa"/>
+            <w:tcBorders>
+              <w:tr2bl w:val="nil"/>
+            </w:tcBorders>
+            <w:shd w:val="clear" w:color="auto" w:fill="FFFFFF" w:themeFill="background1"/>
+            <w:vAlign w:val="center"/>
+          </w:tcPr>
+          <w:p>
+            <w:pPr>
+              <w:wordWrap/>
+              <w:adjustRightInd w:val="0"/>
+              <w:snapToGrid w:val="0"/>
+              <w:spacing w:line="360" w:lineRule="auto"/>
+              <w:jc w:val="center"/>
+              <w:rPr>
+                <w:rFonts w:asciiTheme="minorEastAsia" w:eastAsiaTheme="minorEastAsia" w:hAnsiTheme="minorEastAsia" w:cs="Arial"/>
+                <w:b/>
+                <w:sz w:val="24"/>
+              </w:rPr>
+            </w:pPr>
+            <w:r>
+              <w:rPr>
+                <w:rFonts w:asciiTheme="minorEastAsia" w:hAnsiTheme="minorEastAsia" w:cs="Arial"/>
+                <w:b/>
+                <w:noProof/>
                 <w:sz w:val="24"/>
               </w:rPr>
               <w:drawing>
-                <wp:anchor distT="0" distB="0" distL="114300" distR="114300" simplePos="0" relativeHeight="251660288" behindDoc="0" locked="0" layoutInCell="1" allowOverlap="1" wp14:anchorId="15AC4FFD" wp14:editId="197325A1">
-                  <wp:simplePos x="0" y="0"/>
-                  <wp:positionH relativeFrom="column">
-                    <wp:posOffset>1710055</wp:posOffset>
-                  </wp:positionH>
-                  <wp:positionV relativeFrom="paragraph">
-                    <wp:posOffset>-20955</wp:posOffset>
-                  </wp:positionV>
-                  <wp:extent cx="1095375" cy="816610"/>
-                  <wp:effectExtent l="0" t="0" r="9525" b="2540"/>
-                  <wp:wrapNone/>
-                  <wp:docPr id="761790498" name="그림 1"/>
+                <wp:inline distT="0" distB="0" distL="0" distR="0" wp14:anchorId="1B2F1C0E" wp14:editId="7953FB1B">
+                  <wp:extent cx="1285875" cy="819893"/>
+                  <wp:effectExtent l="0" t="0" r="0" b="0"/>
+                  <wp:docPr id="6" name="Picture 6"/>
                   <wp:cNvGraphicFramePr>
                     <a:graphicFrameLocks xmlns:a="http://schemas.openxmlformats.org/drawingml/2006/main" noChangeAspect="1"/>
                   </wp:cNvGraphicFramePr>
@@ -528,17 +524,11 @@
                     <a:graphicData uri="http://schemas.openxmlformats.org/drawingml/2006/picture">
                       <pic:pic xmlns:pic="http://schemas.openxmlformats.org/drawingml/2006/picture">
                         <pic:nvPicPr>
-                          <pic:cNvPr id="761790498" name=""/>
+                          <pic:cNvPr id="1" name=""/>
                           <pic:cNvPicPr/>
                         </pic:nvPicPr>
                         <pic:blipFill>
-                          <a:blip r:embed="rId8">
-                            <a:extLst>
-                              <a:ext uri="{28A0092B-C50C-407E-A947-70E740481C1C}">
-                                <a14:useLocalDpi xmlns:a14="http://schemas.microsoft.com/office/drawing/2010/main" val="0"/>
-                              </a:ext>
-                            </a:extLst>
-                          </a:blip>
+                          <a:blip r:embed="rId8"/>
                           <a:stretch>
                             <a:fillRect/>
                           </a:stretch>
@@ -546,7 +536,7 @@
                         <pic:spPr>
                           <a:xfrm>
                             <a:off x="0" y="0"/>
-                            <a:ext cx="1095375" cy="816610"/>
+                            <a:ext cx="1294747" cy="825550"/>
                           </a:xfrm>
                           <a:prstGeom prst="rect">
                             <a:avLst/>
@@ -555,44 +545,14 @@
                       </pic:pic>
                     </a:graphicData>
                   </a:graphic>
-                  <wp14:sizeRelH relativeFrom="margin">
-                    <wp14:pctWidth>0</wp14:pctWidth>
-                  </wp14:sizeRelH>
-                  <wp14:sizeRelV relativeFrom="margin">
-                    <wp14:pctHeight>0</wp14:pctHeight>
-                  </wp14:sizeRelV>
-                </wp:anchor>
+                </wp:inline>
               </w:drawing>
             </w:r>
           </w:p>
         </w:tc>
         <w:tc>
           <w:tcPr>
-            <w:tcW w:w="2410" w:type="dxa"/>
-            <w:tcBorders>
-              <w:tr2bl w:val="nil"/>
-            </w:tcBorders>
-            <w:shd w:val="clear" w:color="auto" w:fill="FFFFFF" w:themeFill="background1"/>
-            <w:vAlign w:val="center"/>
-          </w:tcPr>
-          <w:p>
-            <w:pPr>
-              <w:wordWrap/>
-              <w:adjustRightInd w:val="0"/>
-              <w:snapToGrid w:val="0"/>
-              <w:spacing w:line="360" w:lineRule="auto"/>
-              <w:jc w:val="center"/>
-              <w:rPr>
-                <w:rFonts w:asciiTheme="minorEastAsia" w:eastAsiaTheme="minorEastAsia" w:hAnsiTheme="minorEastAsia" w:cs="Arial"/>
-                <w:b/>
-                <w:sz w:val="24"/>
-              </w:rPr>
-            </w:pPr>
-          </w:p>
-        </w:tc>
-        <w:tc>
-          <w:tcPr>
-            <w:tcW w:w="2410" w:type="dxa"/>
+            <w:tcW w:w="2279" w:type="dxa"/>
             <w:shd w:val="clear" w:color="auto" w:fill="FFFFFF" w:themeFill="background1"/>
             <w:vAlign w:val="center"/>
           </w:tcPr>
@@ -618,17 +578,9 @@
                 <w:sz w:val="24"/>
               </w:rPr>
               <w:drawing>
-                <wp:anchor distT="0" distB="0" distL="114300" distR="114300" simplePos="0" relativeHeight="251658240" behindDoc="0" locked="0" layoutInCell="1" allowOverlap="1" wp14:anchorId="0C35D01A" wp14:editId="5EA27C26">
-                  <wp:simplePos x="0" y="0"/>
-                  <wp:positionH relativeFrom="column">
-                    <wp:posOffset>297815</wp:posOffset>
-                  </wp:positionH>
-                  <wp:positionV relativeFrom="paragraph">
-                    <wp:posOffset>-1905</wp:posOffset>
-                  </wp:positionV>
+                <wp:inline distT="0" distB="0" distL="0" distR="0" wp14:anchorId="0C35D01A" wp14:editId="077D31EB">
                   <wp:extent cx="884993" cy="828675"/>
                   <wp:effectExtent l="0" t="0" r="0" b="0"/>
-                  <wp:wrapNone/>
                   <wp:docPr id="2" name="Picture 2"/>
                   <wp:cNvGraphicFramePr>
                     <a:graphicFrameLocks xmlns:a="http://schemas.openxmlformats.org/drawingml/2006/main" noChangeAspect="1"/>
@@ -641,13 +593,7 @@
                           <pic:cNvPicPr/>
                         </pic:nvPicPr>
                         <pic:blipFill>
-                          <a:blip r:embed="rId9">
-                            <a:extLst>
-                              <a:ext uri="{28A0092B-C50C-407E-A947-70E740481C1C}">
-                                <a14:useLocalDpi xmlns:a14="http://schemas.microsoft.com/office/drawing/2010/main" val="0"/>
-                              </a:ext>
-                            </a:extLst>
-                          </a:blip>
+                          <a:blip r:embed="rId9"/>
                           <a:stretch>
                             <a:fillRect/>
                           </a:stretch>
@@ -655,7 +601,7 @@
                         <pic:spPr>
                           <a:xfrm>
                             <a:off x="0" y="0"/>
-                            <a:ext cx="884993" cy="828675"/>
+                            <a:ext cx="887888" cy="831386"/>
                           </a:xfrm>
                           <a:prstGeom prst="rect">
                             <a:avLst/>
@@ -664,7 +610,7 @@
                       </pic:pic>
                     </a:graphicData>
                   </a:graphic>
-                </wp:anchor>
+                </wp:inline>
               </w:drawing>
             </w:r>
           </w:p>
@@ -677,7 +623,7 @@
         </w:trPr>
         <w:tc>
           <w:tcPr>
-            <w:tcW w:w="2410" w:type="dxa"/>
+            <w:tcW w:w="2278" w:type="dxa"/>
             <w:tcBorders>
               <w:bottom w:val="single" w:sz="4" w:space="0" w:color="auto"/>
             </w:tcBorders>
@@ -709,7 +655,7 @@
         </w:tc>
         <w:tc>
           <w:tcPr>
-            <w:tcW w:w="2409" w:type="dxa"/>
+            <w:tcW w:w="2278" w:type="dxa"/>
             <w:tcBorders>
               <w:bottom w:val="single" w:sz="4" w:space="0" w:color="auto"/>
             </w:tcBorders>
@@ -735,14 +681,15 @@
                 <w:rFonts w:asciiTheme="minorEastAsia" w:eastAsiaTheme="minorEastAsia" w:hAnsiTheme="minorEastAsia" w:cs="Arial"/>
                 <w:b/>
                 <w:sz w:val="24"/>
-              </w:rPr>
-              <w:t>2023.07.28</w:t>
-            </w:r>
-          </w:p>
-        </w:tc>
-        <w:tc>
-          <w:tcPr>
-            <w:tcW w:w="2410" w:type="dxa"/>
+                <w:highlight w:val="yellow"/>
+              </w:rPr>
+              <w:t>2022.01.15</w:t>
+            </w:r>
+          </w:p>
+        </w:tc>
+        <w:tc>
+          <w:tcPr>
+            <w:tcW w:w="2279" w:type="dxa"/>
             <w:tcBorders>
               <w:bottom w:val="single" w:sz="4" w:space="0" w:color="auto"/>
             </w:tcBorders>
@@ -768,14 +715,15 @@
                 <w:rFonts w:asciiTheme="minorEastAsia" w:eastAsiaTheme="minorEastAsia" w:hAnsiTheme="minorEastAsia" w:cs="Arial"/>
                 <w:b/>
                 <w:sz w:val="24"/>
-              </w:rPr>
-              <w:t>2023.08.04</w:t>
-            </w:r>
-          </w:p>
-        </w:tc>
-        <w:tc>
-          <w:tcPr>
-            <w:tcW w:w="2410" w:type="dxa"/>
+                <w:highlight w:val="yellow"/>
+              </w:rPr>
+              <w:t>2022.01.17</w:t>
+            </w:r>
+          </w:p>
+        </w:tc>
+        <w:tc>
+          <w:tcPr>
+            <w:tcW w:w="2279" w:type="dxa"/>
             <w:tcBorders>
               <w:bottom w:val="single" w:sz="4" w:space="0" w:color="auto"/>
             </w:tcBorders>
@@ -801,8 +749,9 @@
                 <w:rFonts w:asciiTheme="minorEastAsia" w:eastAsiaTheme="minorEastAsia" w:hAnsiTheme="minorEastAsia" w:cs="Arial"/>
                 <w:b/>
                 <w:sz w:val="24"/>
-              </w:rPr>
-              <w:t>2023.08.11</w:t>
+                <w:highlight w:val="yellow"/>
+              </w:rPr>
+              <w:t>2022.01.17</w:t>
             </w:r>
           </w:p>
         </w:tc>
@@ -3195,13 +3144,14 @@
           </w:pPr>
           <w:r>
             <w:rPr>
+              <w:rFonts w:hint="eastAsia"/>
               <w:noProof/>
             </w:rPr>
             <w:drawing>
-              <wp:inline distT="0" distB="0" distL="0" distR="0" wp14:anchorId="0983005F" wp14:editId="7640E873">
-                <wp:extent cx="1203960" cy="282575"/>
-                <wp:effectExtent l="0" t="0" r="0" b="3175"/>
-                <wp:docPr id="1859247594" name="그림 1"/>
+              <wp:inline distT="0" distB="0" distL="0" distR="0" wp14:anchorId="69847410" wp14:editId="02E1B692">
+                <wp:extent cx="1200150" cy="266700"/>
+                <wp:effectExtent l="0" t="0" r="0" b="0"/>
+                <wp:docPr id="890686517" name="그림 2"/>
                 <wp:cNvGraphicFramePr>
                   <a:graphicFrameLocks xmlns:a="http://schemas.openxmlformats.org/drawingml/2006/main" noChangeAspect="1"/>
                 </wp:cNvGraphicFramePr>
@@ -3209,7 +3159,7 @@
                   <a:graphicData uri="http://schemas.openxmlformats.org/drawingml/2006/picture">
                     <pic:pic xmlns:pic="http://schemas.openxmlformats.org/drawingml/2006/picture">
                       <pic:nvPicPr>
-                        <pic:cNvPr id="0" name="Picture 1"/>
+                        <pic:cNvPr id="0" name="Picture 2"/>
                         <pic:cNvPicPr>
                           <a:picLocks noChangeAspect="1" noChangeArrowheads="1"/>
                         </pic:cNvPicPr>
@@ -3230,7 +3180,7 @@
                       <pic:spPr bwMode="auto">
                         <a:xfrm>
                           <a:off x="0" y="0"/>
-                          <a:ext cx="1203960" cy="282575"/>
+                          <a:ext cx="1200150" cy="266700"/>
                         </a:xfrm>
                         <a:prstGeom prst="rect">
                           <a:avLst/>
